--- a/cmu-decision/server/templates/CMU-PAG.docx
+++ b/cmu-decision/server/templates/CMU-PAG.docx
@@ -602,7 +602,7 @@
           <w:sz w:val="22"/>
           <w:szCs w:val="22"/>
         </w:rPr>
-        <w:t xml:space="preserve">Este pagaré vence el día correspondiente al décimo cuarto (14°) día natural contado a partir de la fecha de firma del Contrato de Compraventa a Plazos folio CMU-TSR-______. La fecha de vencimiento es: _____ de _______________ de 20_____. La presentación para el pago será automáticamente exigible a la fecha de vencimiento sin requerimiento previo.</w:t>
+        <w:t xml:space="preserve">Este pagaré vence el día correspondiente al quincuagésimo sexto (56°) día natural — equivalente a la semana 8 — contado a partir de la fecha de firma del Contrato de Compraventa a Plazos folio CMU-TSR-______, en congruencia con la Cláusula Segunda, inciso d) de dicho Contrato. La fecha de vencimiento es: _____ de _______________ de 20_____. La presentación para el pago será automáticamente exigible a la fecha de vencimiento sin requerimiento previo.</w:t>
       </w:r>
     </w:p>
     <w:p>

--- a/cmu-decision/server/templates/CMU-PAG.docx
+++ b/cmu-decision/server/templates/CMU-PAG.docx
@@ -993,7 +993,7 @@
           <w:sz w:val="20"/>
           <w:szCs w:val="20"/>
         </w:rPr>
-        <w:t xml:space="preserve">TESTIGO: ________________________________  |  INE: ________________  |  Tel: _______________</w:t>
+        <w:t xml:space="preserve">Promotor que acompañó el proceso: ________________________________  |  Folio promotor: _______________  (informativo — no constituye firma; firma electrónica avanzada conforme a NOM-151 y art. 89 Código de Comercio)</w:t>
       </w:r>
     </w:p>
     <w:sectPr>
